--- a/materials-modeling/Report_Materials_Modeling_EN.docx
+++ b/materials-modeling/Report_Materials_Modeling_EN.docx
@@ -107,8 +107,285 @@
       </w:r>
     </w:p>
     <w:p>
+      <w:pPr>
+        <w:spacing w:after="120"/>
+      </w:pPr>
       <w:r>
-        <w:t>All required packages were verified: PySCF (E = −2067.61 eV), MOPAC (E = −2.50 eV), xTB (E = −137.97 eV), CREST, NWChem, and Quantum ESPRESSO all functional.</w:t>
+        <w:t>Objective: verify that the full software stack (PySCF, MOPAC, xTB, CREST, NWChem, Quantum ESPRESSO, GROMACS, MACE) is installed and functioning correctly.</w:t>
+      </w:r>
+    </w:p>
+    <w:p>
+      <w:pPr>
+        <w:pStyle w:val="Heading3"/>
+      </w:pPr>
+      <w:r>
+        <w:t>Results</w:t>
+      </w:r>
+    </w:p>
+    <w:tbl>
+      <w:tblPr>
+        <w:tblW w:type="auto" w:w="0"/>
+        <w:tblLook w:firstColumn="1" w:firstRow="1" w:lastColumn="0" w:lastRow="0" w:noHBand="0" w:noVBand="1" w:val="04A0"/>
+        <w:tblStyle w:val="TableGrid"/>
+      </w:tblPr>
+      <w:tblGrid>
+        <w:gridCol w:w="4703"/>
+        <w:gridCol w:w="4703"/>
+      </w:tblGrid>
+      <w:tr>
+        <w:trPr>
+          <w:cantSplit/>
+          <w:tblHeader/>
+          <w:tblHeader/>
+        </w:trPr>
+        <w:tc>
+          <w:tcPr>
+            <w:tcW w:type="dxa" w:w="4703"/>
+          </w:tcPr>
+          <w:p>
+            <w:pPr>
+              <w:keepNext/>
+            </w:pPr>
+            <w:r>
+              <w:rPr>
+                <w:b/>
+              </w:rPr>
+              <w:t>Software</w:t>
+            </w:r>
+          </w:p>
+        </w:tc>
+        <w:tc>
+          <w:tcPr>
+            <w:tcW w:type="dxa" w:w="4703"/>
+          </w:tcPr>
+          <w:p>
+            <w:pPr>
+              <w:keepNext/>
+            </w:pPr>
+            <w:r>
+              <w:rPr>
+                <w:b/>
+              </w:rPr>
+              <w:t>Version</w:t>
+            </w:r>
+          </w:p>
+        </w:tc>
+      </w:tr>
+      <w:tr>
+        <w:trPr>
+          <w:cantSplit/>
+        </w:trPr>
+        <w:tc>
+          <w:tcPr>
+            <w:tcW w:type="dxa" w:w="4703"/>
+          </w:tcPr>
+          <w:p>
+            <w:r>
+              <w:t>conda</w:t>
+            </w:r>
+          </w:p>
+        </w:tc>
+        <w:tc>
+          <w:tcPr>
+            <w:tcW w:type="dxa" w:w="4703"/>
+          </w:tcPr>
+          <w:p>
+            <w:r>
+              <w:t>26.5.3</w:t>
+            </w:r>
+          </w:p>
+        </w:tc>
+      </w:tr>
+      <w:tr>
+        <w:trPr>
+          <w:cantSplit/>
+        </w:trPr>
+        <w:tc>
+          <w:tcPr>
+            <w:tcW w:type="dxa" w:w="4703"/>
+          </w:tcPr>
+          <w:p>
+            <w:r>
+              <w:t>ASE</w:t>
+            </w:r>
+          </w:p>
+        </w:tc>
+        <w:tc>
+          <w:tcPr>
+            <w:tcW w:type="dxa" w:w="4703"/>
+          </w:tcPr>
+          <w:p>
+            <w:r>
+              <w:t>3.29.0</w:t>
+            </w:r>
+          </w:p>
+        </w:tc>
+      </w:tr>
+      <w:tr>
+        <w:trPr>
+          <w:cantSplit/>
+        </w:trPr>
+        <w:tc>
+          <w:tcPr>
+            <w:tcW w:type="dxa" w:w="4703"/>
+          </w:tcPr>
+          <w:p>
+            <w:r>
+              <w:t>MOPAC</w:t>
+            </w:r>
+          </w:p>
+        </w:tc>
+        <w:tc>
+          <w:tcPr>
+            <w:tcW w:type="dxa" w:w="4703"/>
+          </w:tcPr>
+          <w:p>
+            <w:r>
+              <w:t>23.1.2</w:t>
+            </w:r>
+          </w:p>
+        </w:tc>
+      </w:tr>
+      <w:tr>
+        <w:trPr>
+          <w:cantSplit/>
+        </w:trPr>
+        <w:tc>
+          <w:tcPr>
+            <w:tcW w:type="dxa" w:w="4703"/>
+          </w:tcPr>
+          <w:p>
+            <w:r>
+              <w:t>NWChem</w:t>
+            </w:r>
+          </w:p>
+        </w:tc>
+        <w:tc>
+          <w:tcPr>
+            <w:tcW w:type="dxa" w:w="4703"/>
+          </w:tcPr>
+          <w:p>
+            <w:r>
+              <w:t>7.0.2 / 7.2.2</w:t>
+            </w:r>
+          </w:p>
+        </w:tc>
+      </w:tr>
+      <w:tr>
+        <w:trPr>
+          <w:cantSplit/>
+        </w:trPr>
+        <w:tc>
+          <w:tcPr>
+            <w:tcW w:type="dxa" w:w="4703"/>
+          </w:tcPr>
+          <w:p>
+            <w:r>
+              <w:t>Quantum ESPRESSO</w:t>
+            </w:r>
+          </w:p>
+        </w:tc>
+        <w:tc>
+          <w:tcPr>
+            <w:tcW w:type="dxa" w:w="4703"/>
+          </w:tcPr>
+          <w:p>
+            <w:r>
+              <w:t>7.5</w:t>
+            </w:r>
+          </w:p>
+        </w:tc>
+      </w:tr>
+      <w:tr>
+        <w:trPr>
+          <w:cantSplit/>
+        </w:trPr>
+        <w:tc>
+          <w:tcPr>
+            <w:tcW w:type="dxa" w:w="4703"/>
+          </w:tcPr>
+          <w:p>
+            <w:r>
+              <w:t>GROMACS</w:t>
+            </w:r>
+          </w:p>
+        </w:tc>
+        <w:tc>
+          <w:tcPr>
+            <w:tcW w:type="dxa" w:w="4703"/>
+          </w:tcPr>
+          <w:p>
+            <w:r>
+              <w:t>2026.3</w:t>
+            </w:r>
+          </w:p>
+        </w:tc>
+      </w:tr>
+      <w:tr>
+        <w:trPr>
+          <w:cantSplit/>
+        </w:trPr>
+        <w:tc>
+          <w:tcPr>
+            <w:tcW w:type="dxa" w:w="4703"/>
+          </w:tcPr>
+          <w:p>
+            <w:r>
+              <w:t>MACE-torch</w:t>
+            </w:r>
+          </w:p>
+        </w:tc>
+        <w:tc>
+          <w:tcPr>
+            <w:tcW w:type="dxa" w:w="4703"/>
+          </w:tcPr>
+          <w:p>
+            <w:r>
+              <w:t>0.3.16 (PyTorch 2.13.0+cu130, CUDA RTX 3050)</w:t>
+            </w:r>
+          </w:p>
+        </w:tc>
+      </w:tr>
+      <w:tr>
+        <w:trPr>
+          <w:cantSplit/>
+        </w:trPr>
+        <w:tc>
+          <w:tcPr>
+            <w:tcW w:type="dxa" w:w="4703"/>
+          </w:tcPr>
+          <w:p>
+            <w:r>
+              <w:t>PySCF, xTB, CREST</w:t>
+            </w:r>
+          </w:p>
+        </w:tc>
+        <w:tc>
+          <w:tcPr>
+            <w:tcW w:type="dxa" w:w="4703"/>
+          </w:tcPr>
+          <w:p>
+            <w:r>
+              <w:t>installed and tested</w:t>
+            </w:r>
+          </w:p>
+        </w:tc>
+      </w:tr>
+    </w:tbl>
+    <w:p>
+      <w:pPr>
+        <w:spacing w:after="120"/>
+      </w:pPr>
+      <w:r>
+        <w:t>End-to-end functionality test on H₂O passed 6/6: PySCF E = −2067.6141 eV, MOPAC E = −2.5019 eV, xTB E = −137.9678 eV; NWChem with MPI and pw.x both verified.</w:t>
+      </w:r>
+    </w:p>
+    <w:p>
+      <w:pPr>
+        <w:spacing w:after="120"/>
+      </w:pPr>
+      <w:r>
+        <w:t>Si crystal test via the ASE→QE interface: SCF E = −227.6975 eV (ecutwfc = 20 Ry, 2×2×2 grid, 1.9 s). k-point convergence check: −227.6975 eV (2×2×2) vs −230.0607 eV (4×4×4). 3 out of 3 tests passed.</w:t>
       </w:r>
     </w:p>
     <w:p>
@@ -120,8 +397,304 @@
       </w:r>
     </w:p>
     <w:p>
+      <w:pPr>
+        <w:spacing w:after="120"/>
+      </w:pPr>
       <w:r>
-        <w:t>Performance scaling tested from 1 to 24 cores for MOPAC, NWChem, and Quantum ESPRESSO. Intel Core i9-14900KF requires OMP_NUM_THREADS=1 for ASE-driven QE calculations.</w:t>
+        <w:t>Objective: measure the scaling of MOPAC, NWChem and Quantum ESPRESSO with the number of threads/processes.</w:t>
+      </w:r>
+    </w:p>
+    <w:p>
+      <w:pPr>
+        <w:pStyle w:val="Heading3"/>
+      </w:pPr>
+      <w:r>
+        <w:t>Results</w:t>
+      </w:r>
+    </w:p>
+    <w:p>
+      <w:pPr>
+        <w:spacing w:after="120"/>
+      </w:pPr>
+      <w:r>
+        <w:t>MOPAC PM7, mini-DNA fragment C₄₀H₅₀N₁₄O₂₆P₄ (134 atoms): 1 thread — 27.5 s, 6 threads — 10.8 s (optimum); more threads degrade performance (12 threads — 15.5 s).</w:t>
+      </w:r>
+    </w:p>
+    <w:p>
+      <w:pPr>
+        <w:spacing w:after="120"/>
+      </w:pPr>
+      <w:r>
+        <w:t>NWChem (CH₃• radical, ZORA B3LYP/6-311G): 2 MPI processes — 9.9 s, 4 — 6.8 s, 6 — 6.6 s. Switching to the cc-pVTZ basis increases the runtime from 8.7 to 38.3 s.</w:t>
+      </w:r>
+    </w:p>
+    <w:p>
+      <w:pPr>
+        <w:spacing w:after="120"/>
+      </w:pPr>
+      <w:r>
+        <w:t>Quantum ESPRESSO (Tl₂ SCF with spin-orbit coupling, 50 k-points): near-linear MPI scaling from 1 to 8–24 processes: 45.2 s → 10.1 s (efficiency 0.90–0.99).</w:t>
+      </w:r>
+    </w:p>
+    <w:tbl>
+      <w:tblPr>
+        <w:tblW w:type="auto" w:w="0"/>
+        <w:tblLook w:firstColumn="1" w:firstRow="1" w:lastColumn="0" w:lastRow="0" w:noHBand="0" w:noVBand="1" w:val="04A0"/>
+        <w:tblStyle w:val="TableGrid"/>
+      </w:tblPr>
+      <w:tblGrid>
+        <w:gridCol w:w="1344"/>
+        <w:gridCol w:w="1344"/>
+        <w:gridCol w:w="1344"/>
+        <w:gridCol w:w="1344"/>
+        <w:gridCol w:w="1344"/>
+        <w:gridCol w:w="1344"/>
+        <w:gridCol w:w="1344"/>
+      </w:tblGrid>
+      <w:tr>
+        <w:trPr>
+          <w:cantSplit/>
+          <w:tblHeader/>
+          <w:tblHeader/>
+        </w:trPr>
+        <w:tc>
+          <w:tcPr>
+            <w:tcW w:type="dxa" w:w="1344"/>
+          </w:tcPr>
+          <w:p>
+            <w:pPr>
+              <w:keepNext/>
+            </w:pPr>
+            <w:r>
+              <w:rPr>
+                <w:b/>
+              </w:rPr>
+              <w:t>MPI processes</w:t>
+            </w:r>
+          </w:p>
+        </w:tc>
+        <w:tc>
+          <w:tcPr>
+            <w:tcW w:type="dxa" w:w="1344"/>
+          </w:tcPr>
+          <w:p>
+            <w:pPr>
+              <w:keepNext/>
+            </w:pPr>
+            <w:r>
+              <w:rPr>
+                <w:b/>
+              </w:rPr>
+              <w:t>1</w:t>
+            </w:r>
+          </w:p>
+        </w:tc>
+        <w:tc>
+          <w:tcPr>
+            <w:tcW w:type="dxa" w:w="1344"/>
+          </w:tcPr>
+          <w:p>
+            <w:pPr>
+              <w:keepNext/>
+            </w:pPr>
+            <w:r>
+              <w:rPr>
+                <w:b/>
+              </w:rPr>
+              <w:t>2</w:t>
+            </w:r>
+          </w:p>
+        </w:tc>
+        <w:tc>
+          <w:tcPr>
+            <w:tcW w:type="dxa" w:w="1344"/>
+          </w:tcPr>
+          <w:p>
+            <w:pPr>
+              <w:keepNext/>
+            </w:pPr>
+            <w:r>
+              <w:rPr>
+                <w:b/>
+              </w:rPr>
+              <w:t>4</w:t>
+            </w:r>
+          </w:p>
+        </w:tc>
+        <w:tc>
+          <w:tcPr>
+            <w:tcW w:type="dxa" w:w="1344"/>
+          </w:tcPr>
+          <w:p>
+            <w:pPr>
+              <w:keepNext/>
+            </w:pPr>
+            <w:r>
+              <w:rPr>
+                <w:b/>
+              </w:rPr>
+              <w:t>8</w:t>
+            </w:r>
+          </w:p>
+        </w:tc>
+        <w:tc>
+          <w:tcPr>
+            <w:tcW w:type="dxa" w:w="1344"/>
+          </w:tcPr>
+          <w:p>
+            <w:pPr>
+              <w:keepNext/>
+            </w:pPr>
+            <w:r>
+              <w:rPr>
+                <w:b/>
+              </w:rPr>
+              <w:t>16</w:t>
+            </w:r>
+          </w:p>
+        </w:tc>
+        <w:tc>
+          <w:tcPr>
+            <w:tcW w:type="dxa" w:w="1344"/>
+          </w:tcPr>
+          <w:p>
+            <w:pPr>
+              <w:keepNext/>
+            </w:pPr>
+            <w:r>
+              <w:rPr>
+                <w:b/>
+              </w:rPr>
+              <w:t>24</w:t>
+            </w:r>
+          </w:p>
+        </w:tc>
+      </w:tr>
+      <w:tr>
+        <w:trPr>
+          <w:cantSplit/>
+        </w:trPr>
+        <w:tc>
+          <w:tcPr>
+            <w:tcW w:type="dxa" w:w="1344"/>
+          </w:tcPr>
+          <w:p>
+            <w:r>
+              <w:t>Runtime, s</w:t>
+            </w:r>
+          </w:p>
+        </w:tc>
+        <w:tc>
+          <w:tcPr>
+            <w:tcW w:type="dxa" w:w="1344"/>
+          </w:tcPr>
+          <w:p>
+            <w:r>
+              <w:t>45.2</w:t>
+            </w:r>
+          </w:p>
+        </w:tc>
+        <w:tc>
+          <w:tcPr>
+            <w:tcW w:type="dxa" w:w="1344"/>
+          </w:tcPr>
+          <w:p>
+            <w:r>
+              <w:t>31.6</w:t>
+            </w:r>
+          </w:p>
+        </w:tc>
+        <w:tc>
+          <w:tcPr>
+            <w:tcW w:type="dxa" w:w="1344"/>
+          </w:tcPr>
+          <w:p>
+            <w:r>
+              <w:t>20.7</w:t>
+            </w:r>
+          </w:p>
+        </w:tc>
+        <w:tc>
+          <w:tcPr>
+            <w:tcW w:type="dxa" w:w="1344"/>
+          </w:tcPr>
+          <w:p>
+            <w:r>
+              <w:t>12.1</w:t>
+            </w:r>
+          </w:p>
+        </w:tc>
+        <w:tc>
+          <w:tcPr>
+            <w:tcW w:type="dxa" w:w="1344"/>
+          </w:tcPr>
+          <w:p>
+            <w:r>
+              <w:t>11.2</w:t>
+            </w:r>
+          </w:p>
+        </w:tc>
+        <w:tc>
+          <w:tcPr>
+            <w:tcW w:type="dxa" w:w="1344"/>
+          </w:tcPr>
+          <w:p>
+            <w:r>
+              <w:t>10.1</w:t>
+            </w:r>
+          </w:p>
+        </w:tc>
+      </w:tr>
+    </w:tbl>
+    <w:p>
+      <w:pPr>
+        <w:jc w:val="center"/>
+      </w:pPr>
+      <w:r>
+        <w:drawing>
+          <wp:inline xmlns:a="http://schemas.openxmlformats.org/drawingml/2006/main" xmlns:pic="http://schemas.openxmlformats.org/drawingml/2006/picture">
+            <wp:extent cx="5400000" cy="3240000"/>
+            <wp:docPr id="7" name="Picture 7"/>
+            <wp:cNvGraphicFramePr>
+              <a:graphicFrameLocks noChangeAspect="1"/>
+            </wp:cNvGraphicFramePr>
+            <a:graphic>
+              <a:graphicData uri="http://schemas.openxmlformats.org/drawingml/2006/picture">
+                <pic:pic>
+                  <pic:nvPicPr>
+                    <pic:cNvPr id="0" name="qe_mpi_scaling.png"/>
+                    <pic:cNvPicPr/>
+                  </pic:nvPicPr>
+                  <pic:blipFill>
+                    <a:blip r:embed="rId15"/>
+                    <a:stretch>
+                      <a:fillRect/>
+                    </a:stretch>
+                  </pic:blipFill>
+                  <pic:spPr>
+                    <a:xfrm>
+                      <a:off x="0" y="0"/>
+                      <a:ext cx="5400000" cy="3240000"/>
+                    </a:xfrm>
+                    <a:prstGeom prst="rect"/>
+                  </pic:spPr>
+                </pic:pic>
+              </a:graphicData>
+            </a:graphic>
+          </wp:inline>
+        </w:drawing>
+      </w:r>
+    </w:p>
+    <w:p>
+      <w:pPr>
+        <w:jc w:val="center"/>
+      </w:pPr>
+      <w:r>
+        <w:rPr>
+          <w:i/>
+          <w:sz w:val="20"/>
+        </w:rPr>
+        <w:t>Fig. 1. Quantum ESPRESSO MPI scaling (two runs; dotted line — ideal scaling).</w:t>
       </w:r>
     </w:p>
     <w:p>
@@ -133,8 +706,399 @@
       </w:r>
     </w:p>
     <w:p>
+      <w:pPr>
+        <w:spacing w:after="120"/>
+      </w:pPr>
       <w:r>
-        <w:t>Atomization energies computed for N₂ and O₂ using EMT and MACE-MP-0. EMT lacks parameters for some elements (F₂), while MACE shows DFT self-interaction error for the F₂ bond.</w:t>
+        <w:t>Objective: compare the analytical EMT potential and the MACE-MP-0 machine-learned potential on atomization energies of diatomic molecules.</w:t>
+      </w:r>
+    </w:p>
+    <w:p>
+      <w:pPr>
+        <w:pStyle w:val="Heading3"/>
+      </w:pPr>
+      <w:r>
+        <w:t>Results</w:t>
+      </w:r>
+    </w:p>
+    <w:tbl>
+      <w:tblPr>
+        <w:tblW w:type="auto" w:w="0"/>
+        <w:tblLook w:firstColumn="1" w:firstRow="1" w:lastColumn="0" w:lastRow="0" w:noHBand="0" w:noVBand="1" w:val="04A0"/>
+        <w:tblStyle w:val="TableGrid"/>
+      </w:tblPr>
+      <w:tblGrid>
+        <w:gridCol w:w="1881"/>
+        <w:gridCol w:w="1881"/>
+        <w:gridCol w:w="1881"/>
+        <w:gridCol w:w="1881"/>
+        <w:gridCol w:w="1881"/>
+      </w:tblGrid>
+      <w:tr>
+        <w:trPr>
+          <w:cantSplit/>
+          <w:tblHeader/>
+          <w:tblHeader/>
+        </w:trPr>
+        <w:tc>
+          <w:tcPr>
+            <w:tcW w:type="dxa" w:w="1881"/>
+          </w:tcPr>
+          <w:p>
+            <w:pPr>
+              <w:keepNext/>
+            </w:pPr>
+            <w:r>
+              <w:rPr>
+                <w:b/>
+              </w:rPr>
+              <w:t>Molecule</w:t>
+            </w:r>
+          </w:p>
+        </w:tc>
+        <w:tc>
+          <w:tcPr>
+            <w:tcW w:type="dxa" w:w="1881"/>
+          </w:tcPr>
+          <w:p>
+            <w:pPr>
+              <w:keepNext/>
+            </w:pPr>
+            <w:r>
+              <w:rPr>
+                <w:b/>
+              </w:rPr>
+              <w:t>EMT, eV</w:t>
+            </w:r>
+          </w:p>
+        </w:tc>
+        <w:tc>
+          <w:tcPr>
+            <w:tcW w:type="dxa" w:w="1881"/>
+          </w:tcPr>
+          <w:p>
+            <w:pPr>
+              <w:keepNext/>
+            </w:pPr>
+            <w:r>
+              <w:rPr>
+                <w:b/>
+              </w:rPr>
+              <w:t>MACE, eV</w:t>
+            </w:r>
+          </w:p>
+        </w:tc>
+        <w:tc>
+          <w:tcPr>
+            <w:tcW w:type="dxa" w:w="1881"/>
+          </w:tcPr>
+          <w:p>
+            <w:pPr>
+              <w:keepNext/>
+            </w:pPr>
+            <w:r>
+              <w:rPr>
+                <w:b/>
+              </w:rPr>
+              <w:t>Experiment, eV</w:t>
+            </w:r>
+          </w:p>
+        </w:tc>
+        <w:tc>
+          <w:tcPr>
+            <w:tcW w:type="dxa" w:w="1881"/>
+          </w:tcPr>
+          <w:p>
+            <w:pPr>
+              <w:keepNext/>
+            </w:pPr>
+            <w:r>
+              <w:rPr>
+                <w:b/>
+              </w:rPr>
+              <w:t>MACE error</w:t>
+            </w:r>
+          </w:p>
+        </w:tc>
+      </w:tr>
+      <w:tr>
+        <w:trPr>
+          <w:cantSplit/>
+        </w:trPr>
+        <w:tc>
+          <w:tcPr>
+            <w:tcW w:type="dxa" w:w="1881"/>
+          </w:tcPr>
+          <w:p>
+            <w:r>
+              <w:t>H₂</w:t>
+            </w:r>
+          </w:p>
+        </w:tc>
+        <w:tc>
+          <w:tcPr>
+            <w:tcW w:type="dxa" w:w="1881"/>
+          </w:tcPr>
+          <w:p>
+            <w:r>
+              <w:t>5.3495</w:t>
+            </w:r>
+          </w:p>
+        </w:tc>
+        <w:tc>
+          <w:tcPr>
+            <w:tcW w:type="dxa" w:w="1881"/>
+          </w:tcPr>
+          <w:p>
+            <w:r>
+              <w:t>4.2065</w:t>
+            </w:r>
+          </w:p>
+        </w:tc>
+        <w:tc>
+          <w:tcPr>
+            <w:tcW w:type="dxa" w:w="1881"/>
+          </w:tcPr>
+          <w:p>
+            <w:r>
+              <w:t>4.52</w:t>
+            </w:r>
+          </w:p>
+        </w:tc>
+        <w:tc>
+          <w:tcPr>
+            <w:tcW w:type="dxa" w:w="1881"/>
+          </w:tcPr>
+          <w:p>
+            <w:r>
+              <w:t>6.9 %</w:t>
+            </w:r>
+          </w:p>
+        </w:tc>
+      </w:tr>
+      <w:tr>
+        <w:trPr>
+          <w:cantSplit/>
+        </w:trPr>
+        <w:tc>
+          <w:tcPr>
+            <w:tcW w:type="dxa" w:w="1881"/>
+          </w:tcPr>
+          <w:p>
+            <w:r>
+              <w:t>N₂</w:t>
+            </w:r>
+          </w:p>
+        </w:tc>
+        <w:tc>
+          <w:tcPr>
+            <w:tcW w:type="dxa" w:w="1881"/>
+          </w:tcPr>
+          <w:p>
+            <w:r>
+              <w:t>9.9372</w:t>
+            </w:r>
+          </w:p>
+        </w:tc>
+        <w:tc>
+          <w:tcPr>
+            <w:tcW w:type="dxa" w:w="1881"/>
+          </w:tcPr>
+          <w:p>
+            <w:r>
+              <w:t>10.3130</w:t>
+            </w:r>
+          </w:p>
+        </w:tc>
+        <w:tc>
+          <w:tcPr>
+            <w:tcW w:type="dxa" w:w="1881"/>
+          </w:tcPr>
+          <w:p>
+            <w:r>
+              <w:t>9.76</w:t>
+            </w:r>
+          </w:p>
+        </w:tc>
+        <w:tc>
+          <w:tcPr>
+            <w:tcW w:type="dxa" w:w="1881"/>
+          </w:tcPr>
+          <w:p>
+            <w:r>
+              <w:t>5.7 %</w:t>
+            </w:r>
+          </w:p>
+        </w:tc>
+      </w:tr>
+      <w:tr>
+        <w:trPr>
+          <w:cantSplit/>
+        </w:trPr>
+        <w:tc>
+          <w:tcPr>
+            <w:tcW w:type="dxa" w:w="1881"/>
+          </w:tcPr>
+          <w:p>
+            <w:r>
+              <w:t>O₂</w:t>
+            </w:r>
+          </w:p>
+        </w:tc>
+        <w:tc>
+          <w:tcPr>
+            <w:tcW w:type="dxa" w:w="1881"/>
+          </w:tcPr>
+          <w:p>
+            <w:r>
+              <w:t>8.5753</w:t>
+            </w:r>
+          </w:p>
+        </w:tc>
+        <w:tc>
+          <w:tcPr>
+            <w:tcW w:type="dxa" w:w="1881"/>
+          </w:tcPr>
+          <w:p>
+            <w:r>
+              <w:t>5.5264</w:t>
+            </w:r>
+          </w:p>
+        </w:tc>
+        <w:tc>
+          <w:tcPr>
+            <w:tcW w:type="dxa" w:w="1881"/>
+          </w:tcPr>
+          <w:p>
+            <w:r>
+              <w:t>5.16</w:t>
+            </w:r>
+          </w:p>
+        </w:tc>
+        <w:tc>
+          <w:tcPr>
+            <w:tcW w:type="dxa" w:w="1881"/>
+          </w:tcPr>
+          <w:p>
+            <w:r>
+              <w:t>7.1 %</w:t>
+            </w:r>
+          </w:p>
+        </w:tc>
+      </w:tr>
+      <w:tr>
+        <w:trPr>
+          <w:cantSplit/>
+        </w:trPr>
+        <w:tc>
+          <w:tcPr>
+            <w:tcW w:type="dxa" w:w="1881"/>
+          </w:tcPr>
+          <w:p>
+            <w:r>
+              <w:t>F₂</w:t>
+            </w:r>
+          </w:p>
+        </w:tc>
+        <w:tc>
+          <w:tcPr>
+            <w:tcW w:type="dxa" w:w="1881"/>
+          </w:tcPr>
+          <w:p>
+            <w:r>
+              <w:t>—</w:t>
+            </w:r>
+          </w:p>
+        </w:tc>
+        <w:tc>
+          <w:tcPr>
+            <w:tcW w:type="dxa" w:w="1881"/>
+          </w:tcPr>
+          <w:p>
+            <w:r>
+              <w:t>−0.5825</w:t>
+            </w:r>
+          </w:p>
+        </w:tc>
+        <w:tc>
+          <w:tcPr>
+            <w:tcW w:type="dxa" w:w="1881"/>
+          </w:tcPr>
+          <w:p>
+            <w:r>
+              <w:t>1.65</w:t>
+            </w:r>
+          </w:p>
+        </w:tc>
+        <w:tc>
+          <w:tcPr>
+            <w:tcW w:type="dxa" w:w="1881"/>
+          </w:tcPr>
+          <w:p>
+            <w:r>
+              <w:t>135.3 %</w:t>
+            </w:r>
+          </w:p>
+        </w:tc>
+      </w:tr>
+    </w:tbl>
+    <w:p>
+      <w:pPr>
+        <w:spacing w:after="120"/>
+      </w:pPr>
+      <w:r>
+        <w:t>EMT has no parameters for O₂ and F₂ and poorly describes covalent bonds; MACE reproduces the atomization energies of H₂, N₂ and O₂ with 5–7 % error.</w:t>
+      </w:r>
+    </w:p>
+    <w:p>
+      <w:pPr>
+        <w:jc w:val="center"/>
+      </w:pPr>
+      <w:r>
+        <w:drawing>
+          <wp:inline xmlns:a="http://schemas.openxmlformats.org/drawingml/2006/main" xmlns:pic="http://schemas.openxmlformats.org/drawingml/2006/picture">
+            <wp:extent cx="5400000" cy="3240000"/>
+            <wp:docPr id="8" name="Picture 8"/>
+            <wp:cNvGraphicFramePr>
+              <a:graphicFrameLocks noChangeAspect="1"/>
+            </wp:cNvGraphicFramePr>
+            <a:graphic>
+              <a:graphicData uri="http://schemas.openxmlformats.org/drawingml/2006/picture">
+                <pic:pic>
+                  <pic:nvPicPr>
+                    <pic:cNvPr id="0" name="h2_potential_curve_mace.png"/>
+                    <pic:cNvPicPr/>
+                  </pic:nvPicPr>
+                  <pic:blipFill>
+                    <a:blip r:embed="rId16"/>
+                    <a:stretch>
+                      <a:fillRect/>
+                    </a:stretch>
+                  </pic:blipFill>
+                  <pic:spPr>
+                    <a:xfrm>
+                      <a:off x="0" y="0"/>
+                      <a:ext cx="5400000" cy="3240000"/>
+                    </a:xfrm>
+                    <a:prstGeom prst="rect"/>
+                  </pic:spPr>
+                </pic:pic>
+              </a:graphicData>
+            </a:graphic>
+          </wp:inline>
+        </w:drawing>
+      </w:r>
+    </w:p>
+    <w:p>
+      <w:pPr>
+        <w:jc w:val="center"/>
+      </w:pPr>
+      <w:r>
+        <w:rPr>
+          <w:i/>
+          <w:sz w:val="20"/>
+        </w:rPr>
+        <w:t>Fig. 2. H₂ potential energy curve (MACE-MP-0): rₑ = 0.7540 Å (exp. 0.7414 Å), Dₑ = 4.127 eV (exp. 4.52 eV).</w:t>
       </w:r>
     </w:p>
     <w:p>
@@ -142,12 +1106,510 @@
         <w:pStyle w:val="Heading2"/>
       </w:pPr>
       <w:r>
-        <w:t>Exercise I.5 – Thermodynamic Properties of O₂</w:t>
+        <w:t>Exercise I.4 – MACE Installation Tests</w:t>
       </w:r>
     </w:p>
     <w:p>
+      <w:pPr>
+        <w:spacing w:after="120"/>
+      </w:pPr>
       <w:r>
-        <w:t>O₂ modeled in triplet ground state (spin = 1 in ASE). Calculated standard entropy S° in excellent agreement with experimental 205.2 J/(mol·K).</w:t>
+        <w:t>Objective: run all MACE installation test scripts independently.</w:t>
+      </w:r>
+    </w:p>
+    <w:p>
+      <w:pPr>
+        <w:pStyle w:val="Heading3"/>
+      </w:pPr>
+      <w:r>
+        <w:t>Results</w:t>
+      </w:r>
+    </w:p>
+    <w:p>
+      <w:pPr>
+        <w:spacing w:after="120"/>
+      </w:pPr>
+      <w:r>
+        <w:t>Comprehensive environment check (Python 3.13, PyTorch 2.13.0+cu130, e3nn 0.4.4, CUDA GPU RTX 3050): 22 of 25 checks passed, 0 failed, 3 warnings.</w:t>
+      </w:r>
+    </w:p>
+    <w:p>
+      <w:pPr>
+        <w:spacing w:after="120"/>
+      </w:pPr>
+      <w:r>
+        <w:t>MACE reference energies: H₂O −13.7859 eV, CH₄ −23.1664 eV, NH₃ −18.9956 eV, CO₂ −22.5456 eV, C₆H₆ −75.0697 eV.</w:t>
+      </w:r>
+    </w:p>
+    <w:p>
+      <w:pPr>
+        <w:spacing w:after="120"/>
+      </w:pPr>
+      <w:r>
+        <w:t>Model analysis: mace-osaka26-small (33.5 MB) covers 97 elements (including actinides), MACE-MP-0 — 89 elements; average speed 0.038 s/molecule. MACE water optimization test: E = −14.1603 eV, O–H = 0.9728 Å (4 BFGS steps).</w:t>
+      </w:r>
+    </w:p>
+    <w:p>
+      <w:pPr>
+        <w:pStyle w:val="Heading2"/>
+      </w:pPr>
+      <w:r>
+        <w:t>Exercise I.5 – Thermodynamic Properties of HF and O₂</w:t>
+      </w:r>
+    </w:p>
+    <w:p>
+      <w:pPr>
+        <w:spacing w:after="120"/>
+      </w:pPr>
+      <w:r>
+        <w:t>Objective: compute thermodynamic properties with semi-empirical methods (MOPAC PM6/PM7), DFT (NWChem) and a machine-learned potential (MACE), and compare with experiment.</w:t>
+      </w:r>
+    </w:p>
+    <w:p>
+      <w:pPr>
+        <w:pStyle w:val="Heading3"/>
+      </w:pPr>
+      <w:r>
+        <w:t>Results (HF)</w:t>
+      </w:r>
+    </w:p>
+    <w:tbl>
+      <w:tblPr>
+        <w:tblW w:type="auto" w:w="0"/>
+        <w:tblLook w:firstColumn="1" w:firstRow="1" w:lastColumn="0" w:lastRow="0" w:noHBand="0" w:noVBand="1" w:val="04A0"/>
+        <w:tblStyle w:val="TableGrid"/>
+      </w:tblPr>
+      <w:tblGrid>
+        <w:gridCol w:w="1881"/>
+        <w:gridCol w:w="1881"/>
+        <w:gridCol w:w="1881"/>
+        <w:gridCol w:w="1881"/>
+        <w:gridCol w:w="1881"/>
+      </w:tblGrid>
+      <w:tr>
+        <w:trPr>
+          <w:cantSplit/>
+          <w:tblHeader/>
+          <w:tblHeader/>
+        </w:trPr>
+        <w:tc>
+          <w:tcPr>
+            <w:tcW w:type="dxa" w:w="1881"/>
+          </w:tcPr>
+          <w:p>
+            <w:pPr>
+              <w:keepNext/>
+            </w:pPr>
+            <w:r>
+              <w:rPr>
+                <w:b/>
+              </w:rPr>
+              <w:t>Property</w:t>
+            </w:r>
+          </w:p>
+        </w:tc>
+        <w:tc>
+          <w:tcPr>
+            <w:tcW w:type="dxa" w:w="1881"/>
+          </w:tcPr>
+          <w:p>
+            <w:pPr>
+              <w:keepNext/>
+            </w:pPr>
+            <w:r>
+              <w:rPr>
+                <w:b/>
+              </w:rPr>
+              <w:t>Experiment</w:t>
+            </w:r>
+          </w:p>
+        </w:tc>
+        <w:tc>
+          <w:tcPr>
+            <w:tcW w:type="dxa" w:w="1881"/>
+          </w:tcPr>
+          <w:p>
+            <w:pPr>
+              <w:keepNext/>
+            </w:pPr>
+            <w:r>
+              <w:rPr>
+                <w:b/>
+              </w:rPr>
+              <w:t>PM7</w:t>
+            </w:r>
+          </w:p>
+        </w:tc>
+        <w:tc>
+          <w:tcPr>
+            <w:tcW w:type="dxa" w:w="1881"/>
+          </w:tcPr>
+          <w:p>
+            <w:pPr>
+              <w:keepNext/>
+            </w:pPr>
+            <w:r>
+              <w:rPr>
+                <w:b/>
+              </w:rPr>
+              <w:t>PM6</w:t>
+            </w:r>
+          </w:p>
+        </w:tc>
+        <w:tc>
+          <w:tcPr>
+            <w:tcW w:type="dxa" w:w="1881"/>
+          </w:tcPr>
+          <w:p>
+            <w:pPr>
+              <w:keepNext/>
+            </w:pPr>
+            <w:r>
+              <w:rPr>
+                <w:b/>
+              </w:rPr>
+              <w:t>B3LYP</w:t>
+            </w:r>
+          </w:p>
+        </w:tc>
+      </w:tr>
+      <w:tr>
+        <w:trPr>
+          <w:cantSplit/>
+        </w:trPr>
+        <w:tc>
+          <w:tcPr>
+            <w:tcW w:type="dxa" w:w="1881"/>
+          </w:tcPr>
+          <w:p>
+            <w:r>
+              <w:t>r(HF), Å</w:t>
+            </w:r>
+          </w:p>
+        </w:tc>
+        <w:tc>
+          <w:tcPr>
+            <w:tcW w:type="dxa" w:w="1881"/>
+          </w:tcPr>
+          <w:p>
+            <w:r>
+              <w:t>0.917</w:t>
+            </w:r>
+          </w:p>
+        </w:tc>
+        <w:tc>
+          <w:tcPr>
+            <w:tcW w:type="dxa" w:w="1881"/>
+          </w:tcPr>
+          <w:p>
+            <w:r>
+              <w:t>—</w:t>
+            </w:r>
+          </w:p>
+        </w:tc>
+        <w:tc>
+          <w:tcPr>
+            <w:tcW w:type="dxa" w:w="1881"/>
+          </w:tcPr>
+          <w:p>
+            <w:r>
+              <w:t>0.966</w:t>
+            </w:r>
+          </w:p>
+        </w:tc>
+        <w:tc>
+          <w:tcPr>
+            <w:tcW w:type="dxa" w:w="1881"/>
+          </w:tcPr>
+          <w:p>
+            <w:r>
+              <w:t>—</w:t>
+            </w:r>
+          </w:p>
+        </w:tc>
+      </w:tr>
+      <w:tr>
+        <w:trPr>
+          <w:cantSplit/>
+        </w:trPr>
+        <w:tc>
+          <w:tcPr>
+            <w:tcW w:type="dxa" w:w="1881"/>
+          </w:tcPr>
+          <w:p>
+            <w:r>
+              <w:t>Frequency, cm⁻¹</w:t>
+            </w:r>
+          </w:p>
+        </w:tc>
+        <w:tc>
+          <w:tcPr>
+            <w:tcW w:type="dxa" w:w="1881"/>
+          </w:tcPr>
+          <w:p>
+            <w:r>
+              <w:t>4138</w:t>
+            </w:r>
+          </w:p>
+        </w:tc>
+        <w:tc>
+          <w:tcPr>
+            <w:tcW w:type="dxa" w:w="1881"/>
+          </w:tcPr>
+          <w:p>
+            <w:r>
+              <w:t>3995.8</w:t>
+            </w:r>
+          </w:p>
+        </w:tc>
+        <w:tc>
+          <w:tcPr>
+            <w:tcW w:type="dxa" w:w="1881"/>
+          </w:tcPr>
+          <w:p>
+            <w:r>
+              <w:t>3968.7</w:t>
+            </w:r>
+          </w:p>
+        </w:tc>
+        <w:tc>
+          <w:tcPr>
+            <w:tcW w:type="dxa" w:w="1881"/>
+          </w:tcPr>
+          <w:p>
+            <w:r>
+              <w:t>3976.3</w:t>
+            </w:r>
+          </w:p>
+        </w:tc>
+      </w:tr>
+      <w:tr>
+        <w:trPr>
+          <w:cantSplit/>
+        </w:trPr>
+        <w:tc>
+          <w:tcPr>
+            <w:tcW w:type="dxa" w:w="1881"/>
+          </w:tcPr>
+          <w:p>
+            <w:r>
+              <w:t>ΔfH°(298 K), kJ/mol</w:t>
+            </w:r>
+          </w:p>
+        </w:tc>
+        <w:tc>
+          <w:tcPr>
+            <w:tcW w:type="dxa" w:w="1881"/>
+          </w:tcPr>
+          <w:p>
+            <w:r>
+              <w:t>−273.3 ± 0.7</w:t>
+            </w:r>
+          </w:p>
+        </w:tc>
+        <w:tc>
+          <w:tcPr>
+            <w:tcW w:type="dxa" w:w="1881"/>
+          </w:tcPr>
+          <w:p>
+            <w:r>
+              <w:t>−259.1</w:t>
+            </w:r>
+          </w:p>
+        </w:tc>
+        <w:tc>
+          <w:tcPr>
+            <w:tcW w:type="dxa" w:w="1881"/>
+          </w:tcPr>
+          <w:p>
+            <w:r>
+              <w:t>−266.2</w:t>
+            </w:r>
+          </w:p>
+        </w:tc>
+        <w:tc>
+          <w:tcPr>
+            <w:tcW w:type="dxa" w:w="1881"/>
+          </w:tcPr>
+          <w:p>
+            <w:r>
+              <w:t>—</w:t>
+            </w:r>
+          </w:p>
+        </w:tc>
+      </w:tr>
+      <w:tr>
+        <w:trPr>
+          <w:cantSplit/>
+        </w:trPr>
+        <w:tc>
+          <w:tcPr>
+            <w:tcW w:type="dxa" w:w="1881"/>
+          </w:tcPr>
+          <w:p>
+            <w:r>
+              <w:t>S°(298 K), J/(mol·K)</w:t>
+            </w:r>
+          </w:p>
+        </w:tc>
+        <w:tc>
+          <w:tcPr>
+            <w:tcW w:type="dxa" w:w="1881"/>
+          </w:tcPr>
+          <w:p>
+            <w:r>
+              <w:t>173.78</w:t>
+            </w:r>
+          </w:p>
+        </w:tc>
+        <w:tc>
+          <w:tcPr>
+            <w:tcW w:type="dxa" w:w="1881"/>
+          </w:tcPr>
+          <w:p>
+            <w:r>
+              <w:t>173.08</w:t>
+            </w:r>
+          </w:p>
+        </w:tc>
+        <w:tc>
+          <w:tcPr>
+            <w:tcW w:type="dxa" w:w="1881"/>
+          </w:tcPr>
+          <w:p>
+            <w:r>
+              <w:t>174.33</w:t>
+            </w:r>
+          </w:p>
+        </w:tc>
+        <w:tc>
+          <w:tcPr>
+            <w:tcW w:type="dxa" w:w="1881"/>
+          </w:tcPr>
+          <w:p>
+            <w:r>
+              <w:t>—</w:t>
+            </w:r>
+          </w:p>
+        </w:tc>
+      </w:tr>
+      <w:tr>
+        <w:trPr>
+          <w:cantSplit/>
+        </w:trPr>
+        <w:tc>
+          <w:tcPr>
+            <w:tcW w:type="dxa" w:w="1881"/>
+          </w:tcPr>
+          <w:p>
+            <w:r>
+              <w:t>Dipole moment, D</w:t>
+            </w:r>
+          </w:p>
+        </w:tc>
+        <w:tc>
+          <w:tcPr>
+            <w:tcW w:type="dxa" w:w="1881"/>
+          </w:tcPr>
+          <w:p>
+            <w:r>
+              <w:t>1.827</w:t>
+            </w:r>
+          </w:p>
+        </w:tc>
+        <w:tc>
+          <w:tcPr>
+            <w:tcW w:type="dxa" w:w="1881"/>
+          </w:tcPr>
+          <w:p>
+            <w:r>
+              <w:t>1.454</w:t>
+            </w:r>
+          </w:p>
+        </w:tc>
+        <w:tc>
+          <w:tcPr>
+            <w:tcW w:type="dxa" w:w="1881"/>
+          </w:tcPr>
+          <w:p>
+            <w:r>
+              <w:t>1.436</w:t>
+            </w:r>
+          </w:p>
+        </w:tc>
+        <w:tc>
+          <w:tcPr>
+            <w:tcW w:type="dxa" w:w="1881"/>
+          </w:tcPr>
+          <w:p>
+            <w:r>
+              <w:t>1.859</w:t>
+            </w:r>
+          </w:p>
+        </w:tc>
+      </w:tr>
+      <w:tr>
+        <w:trPr>
+          <w:cantSplit/>
+        </w:trPr>
+        <w:tc>
+          <w:tcPr>
+            <w:tcW w:type="dxa" w:w="1881"/>
+          </w:tcPr>
+          <w:p>
+            <w:r>
+              <w:t>Polarizability, Å³</w:t>
+            </w:r>
+          </w:p>
+        </w:tc>
+        <w:tc>
+          <w:tcPr>
+            <w:tcW w:type="dxa" w:w="1881"/>
+          </w:tcPr>
+          <w:p>
+            <w:r>
+              <w:t>0.800</w:t>
+            </w:r>
+          </w:p>
+        </w:tc>
+        <w:tc>
+          <w:tcPr>
+            <w:tcW w:type="dxa" w:w="1881"/>
+          </w:tcPr>
+          <w:p>
+            <w:r>
+              <w:t>0.815</w:t>
+            </w:r>
+          </w:p>
+        </w:tc>
+        <w:tc>
+          <w:tcPr>
+            <w:tcW w:type="dxa" w:w="1881"/>
+          </w:tcPr>
+          <w:p>
+            <w:r>
+              <w:t>1.087</w:t>
+            </w:r>
+          </w:p>
+        </w:tc>
+        <w:tc>
+          <w:tcPr>
+            <w:tcW w:type="dxa" w:w="1881"/>
+          </w:tcPr>
+          <w:p>
+            <w:r>
+              <w:t>0.876</w:t>
+            </w:r>
+          </w:p>
+        </w:tc>
+      </w:tr>
+    </w:tbl>
+    <w:p>
+      <w:pPr>
+        <w:spacing w:after="120"/>
+      </w:pPr>
+      <w:r>
+        <w:t>The HF entropy is reproduced within 0.4 %. Additionally (ASE + MACE, O₂, triplet): r(O–O) = 1.2367 Å (exp. 1.2070 Å), frequency 1419.0 cm⁻¹ (exp. 1580 cm⁻¹), ZPE 0.0893 eV (exp. 0.0980 eV), S° = 0.002129 eV/K vs experimental 0.002126 eV/K (0.1 % error).</w:t>
       </w:r>
     </w:p>
     <w:p>
@@ -159,8 +1621,291 @@
       </w:r>
     </w:p>
     <w:p>
+      <w:pPr>
+        <w:spacing w:after="120"/>
+      </w:pPr>
       <w:r>
-        <w:t>C–C bond energy in ethane and C–H bond energy in methane computed using MACE. Report generated as Methane_CH_Bond_Report.docx.</w:t>
+        <w:t>Objective: compute the dissociation energies of the C–C bond (C₂H₆ → 2 CH₃•) and the C–H bond (CH₄ → CH₃• + H•) with EMT and MACE.</w:t>
+      </w:r>
+    </w:p>
+    <w:p>
+      <w:pPr>
+        <w:pStyle w:val="Heading3"/>
+      </w:pPr>
+      <w:r>
+        <w:t>Results</w:t>
+      </w:r>
+    </w:p>
+    <w:tbl>
+      <w:tblPr>
+        <w:tblW w:type="auto" w:w="0"/>
+        <w:tblLook w:firstColumn="1" w:firstRow="1" w:lastColumn="0" w:lastRow="0" w:noHBand="0" w:noVBand="1" w:val="04A0"/>
+        <w:tblStyle w:val="TableGrid"/>
+      </w:tblPr>
+      <w:tblGrid>
+        <w:gridCol w:w="2351"/>
+        <w:gridCol w:w="2351"/>
+        <w:gridCol w:w="2351"/>
+        <w:gridCol w:w="2351"/>
+      </w:tblGrid>
+      <w:tr>
+        <w:trPr>
+          <w:cantSplit/>
+          <w:tblHeader/>
+          <w:tblHeader/>
+        </w:trPr>
+        <w:tc>
+          <w:tcPr>
+            <w:tcW w:type="dxa" w:w="2351"/>
+          </w:tcPr>
+          <w:p>
+            <w:pPr>
+              <w:keepNext/>
+            </w:pPr>
+            <w:r>
+              <w:rPr>
+                <w:b/>
+              </w:rPr>
+              <w:t>Property</w:t>
+            </w:r>
+          </w:p>
+        </w:tc>
+        <w:tc>
+          <w:tcPr>
+            <w:tcW w:type="dxa" w:w="2351"/>
+          </w:tcPr>
+          <w:p>
+            <w:pPr>
+              <w:keepNext/>
+            </w:pPr>
+            <w:r>
+              <w:rPr>
+                <w:b/>
+              </w:rPr>
+              <w:t>EMT</w:t>
+            </w:r>
+          </w:p>
+        </w:tc>
+        <w:tc>
+          <w:tcPr>
+            <w:tcW w:type="dxa" w:w="2351"/>
+          </w:tcPr>
+          <w:p>
+            <w:pPr>
+              <w:keepNext/>
+            </w:pPr>
+            <w:r>
+              <w:rPr>
+                <w:b/>
+              </w:rPr>
+              <w:t>MACE</w:t>
+            </w:r>
+          </w:p>
+        </w:tc>
+        <w:tc>
+          <w:tcPr>
+            <w:tcW w:type="dxa" w:w="2351"/>
+          </w:tcPr>
+          <w:p>
+            <w:pPr>
+              <w:keepNext/>
+            </w:pPr>
+            <w:r>
+              <w:rPr>
+                <w:b/>
+              </w:rPr>
+              <w:t>Experiment</w:t>
+            </w:r>
+          </w:p>
+        </w:tc>
+      </w:tr>
+      <w:tr>
+        <w:trPr>
+          <w:cantSplit/>
+        </w:trPr>
+        <w:tc>
+          <w:tcPr>
+            <w:tcW w:type="dxa" w:w="2351"/>
+          </w:tcPr>
+          <w:p>
+            <w:r>
+              <w:t>d(C–C), Å</w:t>
+            </w:r>
+          </w:p>
+        </w:tc>
+        <w:tc>
+          <w:tcPr>
+            <w:tcW w:type="dxa" w:w="2351"/>
+          </w:tcPr>
+          <w:p>
+            <w:r>
+              <w:t>1.0096</w:t>
+            </w:r>
+          </w:p>
+        </w:tc>
+        <w:tc>
+          <w:tcPr>
+            <w:tcW w:type="dxa" w:w="2351"/>
+          </w:tcPr>
+          <w:p>
+            <w:r>
+              <w:t>1.5218</w:t>
+            </w:r>
+          </w:p>
+        </w:tc>
+        <w:tc>
+          <w:tcPr>
+            <w:tcW w:type="dxa" w:w="2351"/>
+          </w:tcPr>
+          <w:p>
+            <w:r>
+              <w:t>1.5360</w:t>
+            </w:r>
+          </w:p>
+        </w:tc>
+      </w:tr>
+      <w:tr>
+        <w:trPr>
+          <w:cantSplit/>
+        </w:trPr>
+        <w:tc>
+          <w:tcPr>
+            <w:tcW w:type="dxa" w:w="2351"/>
+          </w:tcPr>
+          <w:p>
+            <w:r>
+              <w:t>E(C–C), eV (kJ/mol)</w:t>
+            </w:r>
+          </w:p>
+        </w:tc>
+        <w:tc>
+          <w:tcPr>
+            <w:tcW w:type="dxa" w:w="2351"/>
+          </w:tcPr>
+          <w:p>
+            <w:r>
+              <w:t>2.159 (208.3)</w:t>
+            </w:r>
+          </w:p>
+        </w:tc>
+        <w:tc>
+          <w:tcPr>
+            <w:tcW w:type="dxa" w:w="2351"/>
+          </w:tcPr>
+          <w:p>
+            <w:r>
+              <w:t>3.734 (360.3)</w:t>
+            </w:r>
+          </w:p>
+        </w:tc>
+        <w:tc>
+          <w:tcPr>
+            <w:tcW w:type="dxa" w:w="2351"/>
+          </w:tcPr>
+          <w:p>
+            <w:r>
+              <w:t>3.81 (368.0)</w:t>
+            </w:r>
+          </w:p>
+        </w:tc>
+      </w:tr>
+      <w:tr>
+        <w:trPr>
+          <w:cantSplit/>
+        </w:trPr>
+        <w:tc>
+          <w:tcPr>
+            <w:tcW w:type="dxa" w:w="2351"/>
+          </w:tcPr>
+          <w:p>
+            <w:r>
+              <w:t>d(C–H), Å</w:t>
+            </w:r>
+          </w:p>
+        </w:tc>
+        <w:tc>
+          <w:tcPr>
+            <w:tcW w:type="dxa" w:w="2351"/>
+          </w:tcPr>
+          <w:p>
+            <w:r>
+              <w:t>1.1515</w:t>
+            </w:r>
+          </w:p>
+        </w:tc>
+        <w:tc>
+          <w:tcPr>
+            <w:tcW w:type="dxa" w:w="2351"/>
+          </w:tcPr>
+          <w:p>
+            <w:r>
+              <w:t>1.0931</w:t>
+            </w:r>
+          </w:p>
+        </w:tc>
+        <w:tc>
+          <w:tcPr>
+            <w:tcW w:type="dxa" w:w="2351"/>
+          </w:tcPr>
+          <w:p>
+            <w:r>
+              <w:t>1.0870</w:t>
+            </w:r>
+          </w:p>
+        </w:tc>
+      </w:tr>
+      <w:tr>
+        <w:trPr>
+          <w:cantSplit/>
+        </w:trPr>
+        <w:tc>
+          <w:tcPr>
+            <w:tcW w:type="dxa" w:w="2351"/>
+          </w:tcPr>
+          <w:p>
+            <w:r>
+              <w:t>E(C–H), eV (kJ/mol)</w:t>
+            </w:r>
+          </w:p>
+        </w:tc>
+        <w:tc>
+          <w:tcPr>
+            <w:tcW w:type="dxa" w:w="2351"/>
+          </w:tcPr>
+          <w:p>
+            <w:r>
+              <w:t>3.254 (314.0)</w:t>
+            </w:r>
+          </w:p>
+        </w:tc>
+        <w:tc>
+          <w:tcPr>
+            <w:tcW w:type="dxa" w:w="2351"/>
+          </w:tcPr>
+          <w:p>
+            <w:r>
+              <w:t>4.316 (416.4)</w:t>
+            </w:r>
+          </w:p>
+        </w:tc>
+        <w:tc>
+          <w:tcPr>
+            <w:tcW w:type="dxa" w:w="2351"/>
+          </w:tcPr>
+          <w:p>
+            <w:r>
+              <w:t>4.55 (439.0)</w:t>
+            </w:r>
+          </w:p>
+        </w:tc>
+      </w:tr>
+    </w:tbl>
+    <w:p>
+      <w:pPr>
+        <w:spacing w:after="120"/>
+      </w:pPr>
+      <w:r>
+        <w:t>MACE achieves 0.9 % error in bond lengths and 2–5 % in bond energies; EMT is unsuitable (C–C length error 34 %, bond energy error 28–43 %). A separate Methane_CH_Bond_Report.docx was prepared for this exercise.</w:t>
       </w:r>
     </w:p>
     <w:p>
@@ -172,13 +1917,102 @@
       </w:r>
     </w:p>
     <w:p>
+      <w:pPr>
+        <w:spacing w:after="120"/>
+      </w:pPr>
       <w:r>
-        <w:t>Water molecule geometry successfully optimized with ASE-driven Quantum ESPRESSO. O–H bond length and H–O–H angle agree with known DFT results.</w:t>
+        <w:t>Objective: optimize the H₂O geometry in Quantum ESPRESSO (PBE, ecutwfc = 46 Ry) driven from ASE (BFGS).</w:t>
       </w:r>
     </w:p>
     <w:p>
+      <w:pPr>
+        <w:pStyle w:val="Heading3"/>
+      </w:pPr>
       <w:r>
-        <w:br w:type="page"/>
+        <w:t>Results</w:t>
+      </w:r>
+    </w:p>
+    <w:p>
+      <w:pPr>
+        <w:spacing w:after="120"/>
+      </w:pPr>
+      <w:r>
+        <w:t>5 BFGS steps: E = −598.7899 → −598.7912 eV, max force 0.246 → 0.008 eV/Å. Final: O–H = 0.9734 Å (exp. 0.9578 Å), H–O–H angle = 104.51° (exp. ~104.45°). The bond-length overestimation is typical of PBE.</w:t>
+      </w:r>
+    </w:p>
+    <w:p>
+      <w:pPr>
+        <w:pStyle w:val="Heading2"/>
+      </w:pPr>
+      <w:r>
+        <w:t>Exercise I.8 – Geometry of UO₂I₂(OH₂)₂ (MACE and NWChem)</w:t>
+      </w:r>
+    </w:p>
+    <w:p>
+      <w:pPr>
+        <w:spacing w:after="120"/>
+      </w:pPr>
+      <w:r>
+        <w:t>Objective: optimize the geometry of a U-containing complex — diiododioxouranium(VI) dihydrate UO₂I₂(OH₂)₂, 11 atoms (structure from Crawford et al., Inorg. Chem. 2003) — with the MACE machine-learned potential and NWChem DFT.</w:t>
+      </w:r>
+    </w:p>
+    <w:p>
+      <w:pPr>
+        <w:pStyle w:val="Heading3"/>
+      </w:pPr>
+      <w:r>
+        <w:t>Results</w:t>
+      </w:r>
+    </w:p>
+    <w:p>
+      <w:pPr>
+        <w:spacing w:after="120"/>
+      </w:pPr>
+      <w:r>
+        <w:t>MACE (mace-osaka26-small, U atom constrained): 15 BFGS steps in 1 s; E = −60.8849 → −61.5744 eV (ΔE = −0.689 eV), fmax 1.241 → 0.011 eV/Å. U=O: 1.7730 → 1.7895 Å (matches the paper within 0.1 Å); U–I: 2.8656 Å (deviates from the paper by −0.16 Å).</w:t>
+      </w:r>
+    </w:p>
+    <w:p>
+      <w:pPr>
+        <w:spacing w:after="120"/>
+      </w:pPr>
+      <w:r>
+        <w:t>NWChem (B3LYP, Stuttgart RLC ECP): optimization converged in 5 steps, E = −376.1745 → −376.2305 a.u. Final bond lengths: U=O 1.7666 Å, U–I 3.0653 Å, U–O(water) 2.4317 Å. A correct description of U–I would require spin-orbit treatment.</w:t>
+      </w:r>
+    </w:p>
+    <w:p>
+      <w:pPr>
+        <w:pStyle w:val="Heading2"/>
+      </w:pPr>
+      <w:r>
+        <w:t>Additional Tasks</w:t>
+      </w:r>
+    </w:p>
+    <w:p>
+      <w:pPr>
+        <w:pStyle w:val="ListBullet"/>
+        <w:spacing w:after="120"/>
+      </w:pPr>
+      <w:r>
+        <w:t>Ionization potential of Hg: PM7 — 10.518 eV (exp. 10.437 eV, 0.08 % error); CCSD(T)/def2-QZVP (NWChem) — 10.325 eV; PySCF CCSD(T)/def2-TZVP — 10.125 eV; xTB GFN2 fails (17.66 eV).</w:t>
+      </w:r>
+    </w:p>
+    <w:p>
+      <w:pPr>
+        <w:pStyle w:val="ListBullet"/>
+        <w:spacing w:after="120"/>
+      </w:pPr>
+      <w:r>
+        <w:t>VSEPR: BeCl₂, BF₃, PCl₅, SF₆, XeO₄, Fe(CO)₅ with MOPAC PM7 and NWChem B3LYP; e.g. d(B–F) in BF₃: PM7 1.305 Å vs experimental 1.307 Å.</w:t>
+      </w:r>
+    </w:p>
+    <w:p>
+      <w:pPr>
+        <w:pStyle w:val="ListBullet"/>
+        <w:spacing w:after="120"/>
+      </w:pPr>
+      <w:r>
+        <w:t>GROMACS 2026.3: crambin 1CRN (46 residues, 642 atoms), CHARMM27/TIP3P: energy minimized to −2582 kJ/mol; NVT equilibration: RMSD 0.139 nm, radius of gyration 0.953 nm, T = 298.1 ± 11.2 K.</w:t>
       </w:r>
     </w:p>
     <w:p>
@@ -249,11 +2083,17 @@
         <w:gridCol w:w="3135"/>
       </w:tblGrid>
       <w:tr>
+        <w:trPr>
+          <w:tblHeader/>
+        </w:trPr>
         <w:tc>
           <w:tcPr>
             <w:tcW w:type="dxa" w:w="3135"/>
           </w:tcPr>
           <w:p>
+            <w:pPr>
+              <w:keepNext/>
+            </w:pPr>
             <w:r>
               <w:rPr>
                 <w:b/>
@@ -267,6 +2107,9 @@
             <w:tcW w:type="dxa" w:w="3135"/>
           </w:tcPr>
           <w:p>
+            <w:pPr>
+              <w:keepNext/>
+            </w:pPr>
             <w:r>
               <w:rPr>
                 <w:b/>
@@ -280,6 +2123,9 @@
             <w:tcW w:type="dxa" w:w="3135"/>
           </w:tcPr>
           <w:p>
+            <w:pPr>
+              <w:keepNext/>
+            </w:pPr>
             <w:r>
               <w:rPr>
                 <w:b/>
@@ -403,11 +2249,17 @@
         <w:gridCol w:w="2351"/>
       </w:tblGrid>
       <w:tr>
+        <w:trPr>
+          <w:tblHeader/>
+        </w:trPr>
         <w:tc>
           <w:tcPr>
             <w:tcW w:type="dxa" w:w="2351"/>
           </w:tcPr>
           <w:p>
+            <w:pPr>
+              <w:keepNext/>
+            </w:pPr>
             <w:r>
               <w:rPr>
                 <w:b/>
@@ -421,6 +2273,9 @@
             <w:tcW w:type="dxa" w:w="2351"/>
           </w:tcPr>
           <w:p>
+            <w:pPr>
+              <w:keepNext/>
+            </w:pPr>
             <w:r>
               <w:rPr>
                 <w:b/>
@@ -434,6 +2289,9 @@
             <w:tcW w:type="dxa" w:w="2351"/>
           </w:tcPr>
           <w:p>
+            <w:pPr>
+              <w:keepNext/>
+            </w:pPr>
             <w:r>
               <w:rPr>
                 <w:b/>
@@ -447,6 +2305,9 @@
             <w:tcW w:type="dxa" w:w="2351"/>
           </w:tcPr>
           <w:p>
+            <w:pPr>
+              <w:keepNext/>
+            </w:pPr>
             <w:r>
               <w:rPr>
                 <w:b/>
@@ -561,7 +2422,7 @@
           <w:i/>
           <w:sz w:val="20"/>
         </w:rPr>
-        <w:t>Fig. 1. Silicon Total DOS. Fermi level aligned to zero. Clear band gap visible at E = 0.</w:t>
+        <w:t>Fig. 3. Silicon Total DOS. Fermi level aligned to zero. Clear band gap visible at E = 0.</w:t>
       </w:r>
     </w:p>
     <w:p>
@@ -612,7 +2473,7 @@
           <w:i/>
           <w:sz w:val="20"/>
         </w:rPr>
-        <w:t>Fig. 2. Silicon PDOS showing s (red) and p (blue) orbital contributions. Mixing in the valence band demonstrates sp³ hybridization.</w:t>
+        <w:t>Fig. 4. Silicon PDOS showing s (red) and p (blue) orbital contributions. Mixing in the valence band demonstrates sp³ hybridization.</w:t>
       </w:r>
     </w:p>
     <w:p>
@@ -684,7 +2545,7 @@
           <w:i/>
           <w:sz w:val="20"/>
         </w:rPr>
-        <w:t>Fig. 3. Aluminum DOS. Continuous spectrum through Fermi level — hallmark of a metal (contrast with Si band gap).</w:t>
+        <w:t>Fig. 5. Aluminum DOS. Continuous spectrum through Fermi level — hallmark of a metal (contrast with Si band gap).</w:t>
       </w:r>
     </w:p>
     <w:p>
@@ -697,7 +2558,7 @@
     </w:p>
     <w:p>
       <w:r>
-        <w:t>Full pipeline in Challenge_Al/: convergence tests, cell relaxation (a/√2 = 2.019 Å), and electronic properties (24×24×24 NSCF) on relaxed structure. Metal k-point oscillations observed.</w:t>
+        <w:t>Full pipeline in Challenge_Al/: convergence tests, cell relaxation (a = 4.038 Å, primitive-vector components a/2 = 2.019 Å), and electronic properties (24×24×24 NSCF) on relaxed structure. Metal k-point oscillations observed.</w:t>
       </w:r>
     </w:p>
     <w:p>
@@ -769,7 +2630,7 @@
           <w:i/>
           <w:sz w:val="20"/>
         </w:rPr>
-        <w:t>Fig. 4. Graphene PDOS: pz (blue), px (red), py (green). Only pz forms states at Fermi level — the Dirac cone.</w:t>
+        <w:t>Fig. 6. Graphene PDOS: pz (blue), px (red), py (green). Only pz forms states at Fermi level — the Dirac cone.</w:t>
       </w:r>
     </w:p>
     <w:p>
@@ -820,7 +2681,7 @@
           <w:i/>
           <w:sz w:val="20"/>
         </w:rPr>
-        <w:t>Fig. 5. Graphene total p-orbital. Spectrum converges to zero at Fermi level — semimetallic behavior.</w:t>
+        <w:t>Fig. 7. Graphene total p-orbital. Spectrum converges to zero at Fermi level — semimetallic behavior.</w:t>
       </w:r>
     </w:p>
     <w:p>
@@ -856,11 +2717,17 @@
         <w:gridCol w:w="4703"/>
       </w:tblGrid>
       <w:tr>
+        <w:trPr>
+          <w:tblHeader/>
+        </w:trPr>
         <w:tc>
           <w:tcPr>
             <w:tcW w:type="dxa" w:w="4703"/>
           </w:tcPr>
           <w:p>
+            <w:pPr>
+              <w:keepNext/>
+            </w:pPr>
             <w:r>
               <w:rPr>
                 <w:b/>
@@ -874,6 +2741,9 @@
             <w:tcW w:type="dxa" w:w="4703"/>
           </w:tcPr>
           <w:p>
+            <w:pPr>
+              <w:keepNext/>
+            </w:pPr>
             <w:r>
               <w:rPr>
                 <w:b/>
@@ -1012,7 +2882,7 @@
           <w:i/>
           <w:sz w:val="20"/>
         </w:rPr>
-        <w:t>Fig. 6. Electrostatic potential profile along z-axis. Red: planar average, Blue: macroscopic average, Green dashed: Fermi level.</w:t>
+        <w:t>Fig. 8. Electrostatic potential profile along z-axis. Red: planar average, Blue: macroscopic average, Green dashed: Fermi level.</w:t>
       </w:r>
     </w:p>
     <w:p>
@@ -1048,11 +2918,17 @@
         <w:gridCol w:w="4703"/>
       </w:tblGrid>
       <w:tr>
+        <w:trPr>
+          <w:tblHeader/>
+        </w:trPr>
         <w:tc>
           <w:tcPr>
             <w:tcW w:type="dxa" w:w="4703"/>
           </w:tcPr>
           <w:p>
+            <w:pPr>
+              <w:keepNext/>
+            </w:pPr>
             <w:r>
               <w:rPr>
                 <w:b/>
@@ -1066,6 +2942,9 @@
             <w:tcW w:type="dxa" w:w="4703"/>
           </w:tcPr>
           <w:p>
+            <w:pPr>
+              <w:keepNext/>
+            </w:pPr>
             <w:r>
               <w:rPr>
                 <w:b/>
@@ -1197,11 +3076,17 @@
         <w:gridCol w:w="2351"/>
       </w:tblGrid>
       <w:tr>
+        <w:trPr>
+          <w:tblHeader/>
+        </w:trPr>
         <w:tc>
           <w:tcPr>
             <w:tcW w:type="dxa" w:w="2351"/>
           </w:tcPr>
           <w:p>
+            <w:pPr>
+              <w:keepNext/>
+            </w:pPr>
             <w:r>
               <w:rPr>
                 <w:b/>
@@ -1215,6 +3100,9 @@
             <w:tcW w:type="dxa" w:w="2351"/>
           </w:tcPr>
           <w:p>
+            <w:pPr>
+              <w:keepNext/>
+            </w:pPr>
             <w:r>
               <w:rPr>
                 <w:b/>
@@ -1228,6 +3116,9 @@
             <w:tcW w:type="dxa" w:w="2351"/>
           </w:tcPr>
           <w:p>
+            <w:pPr>
+              <w:keepNext/>
+            </w:pPr>
             <w:r>
               <w:rPr>
                 <w:b/>
@@ -1241,6 +3132,9 @@
             <w:tcW w:type="dxa" w:w="2351"/>
           </w:tcPr>
           <w:p>
+            <w:pPr>
+              <w:keepNext/>
+            </w:pPr>
             <w:r>
               <w:rPr>
                 <w:b/>

--- a/materials-modeling/Report_Materials_Modeling_EN.docx
+++ b/materials-modeling/Report_Materials_Modeling_EN.docx
@@ -124,9 +124,9 @@
     </w:p>
     <w:tbl>
       <w:tblPr>
+        <w:tblStyle w:val="TableGrid"/>
         <w:tblW w:type="auto" w:w="0"/>
         <w:tblLook w:firstColumn="1" w:firstRow="1" w:lastColumn="0" w:lastRow="0" w:noHBand="0" w:noVBand="1" w:val="04A0"/>
-        <w:tblStyle w:val="TableGrid"/>
       </w:tblPr>
       <w:tblGrid>
         <w:gridCol w:w="4703"/>
@@ -438,9 +438,9 @@
     </w:p>
     <w:tbl>
       <w:tblPr>
+        <w:tblStyle w:val="TableGrid"/>
         <w:tblW w:type="auto" w:w="0"/>
         <w:tblLook w:firstColumn="1" w:firstRow="1" w:lastColumn="0" w:lastRow="0" w:noHBand="0" w:noVBand="1" w:val="04A0"/>
-        <w:tblStyle w:val="TableGrid"/>
       </w:tblPr>
       <w:tblGrid>
         <w:gridCol w:w="1344"/>
@@ -723,9 +723,9 @@
     </w:p>
     <w:tbl>
       <w:tblPr>
+        <w:tblStyle w:val="TableGrid"/>
         <w:tblW w:type="auto" w:w="0"/>
         <w:tblLook w:firstColumn="1" w:firstRow="1" w:lastColumn="0" w:lastRow="0" w:noHBand="0" w:noVBand="1" w:val="04A0"/>
-        <w:tblStyle w:val="TableGrid"/>
       </w:tblPr>
       <w:tblGrid>
         <w:gridCol w:w="1881"/>
@@ -1175,9 +1175,9 @@
     </w:p>
     <w:tbl>
       <w:tblPr>
+        <w:tblStyle w:val="TableGrid"/>
         <w:tblW w:type="auto" w:w="0"/>
         <w:tblLook w:firstColumn="1" w:firstRow="1" w:lastColumn="0" w:lastRow="0" w:noHBand="0" w:noVBand="1" w:val="04A0"/>
-        <w:tblStyle w:val="TableGrid"/>
       </w:tblPr>
       <w:tblGrid>
         <w:gridCol w:w="1881"/>
@@ -1638,9 +1638,9 @@
     </w:p>
     <w:tbl>
       <w:tblPr>
+        <w:tblStyle w:val="TableGrid"/>
         <w:tblW w:type="auto" w:w="0"/>
         <w:tblLook w:firstColumn="1" w:firstRow="1" w:lastColumn="0" w:lastRow="0" w:noHBand="0" w:noVBand="1" w:val="04A0"/>
-        <w:tblStyle w:val="TableGrid"/>
       </w:tblPr>
       <w:tblGrid>
         <w:gridCol w:w="2351"/>
